--- a/FINAL_SUBMISSION_23_OCT_2026/02_TEACHER_PROJECT_REPORT/SHIFT_MRI_V4_Project_Report.docx
+++ b/FINAL_SUBMISSION_23_OCT_2026/02_TEACHER_PROJECT_REPORT/SHIFT_MRI_V4_Project_Report.docx
@@ -209,7 +209,7 @@
         <w:spacing w:line="276" w:lineRule="auto" w:after="120"/>
       </w:pPr>
       <w:r>
-        <w:t>1. Swin UNETR Achieved Highest Generalization: MONAI Swin UNETR SSL linear probe achieved an ADNI AUC of 0.5756, significantly higher than 3D ResNet-18 (0.4601, p=0.036).</w:t>
+        <w:t>1. Swin UNETR Achieved Highest Generalization: MONAI Swin UNETR SSL linear probe achieved an ADNI AUC of 0.5752, significantly higher than 3D ResNet-18 (0.4606, p=0.036).</w:t>
       </w:r>
     </w:p>
     <w:p>
@@ -225,7 +225,7 @@
         <w:spacing w:line="276" w:lineRule="auto" w:after="120"/>
       </w:pPr>
       <w:r>
-        <w:t>3. BrainIAC vs Control: BrainIAC (AUC=0.4574) did not significantly outperform random ViT control (AUC=0.5044, p=0.138).</w:t>
+        <w:t>3. BrainIAC vs Control: BrainIAC (AUC=0.4574) did not significantly outperform random ViT control (AUC=0.5038, p=0.138).</w:t>
       </w:r>
     </w:p>
     <w:p>
